--- a/0_GetFam added.docx
+++ b/0_GetFam added.docx
@@ -26,14 +26,7 @@
         <w:rPr>
           <w:u w:val="single" w:color="000000"/>
         </w:rPr>
-        <w:t>__________________</w:t>
-      </w:r>
-      <w:proofErr w:type="gramStart"/>
-      <w:r>
-        <w:rPr>
-          <w:u w:val="single" w:color="000000"/>
-        </w:rPr>
-        <w:t>_</w:t>
+        <w:t>___________________</w:t>
       </w:r>
       <w:r>
         <w:t xml:space="preserve"> </w:t>
@@ -44,9 +37,6 @@
       </w:r>
       <w:r>
         <w:tab/>
-      </w:r>
-      <w:proofErr w:type="gramEnd"/>
-      <w:r>
         <w:t xml:space="preserve">Name: </w:t>
       </w:r>
       <w:r>
@@ -175,7 +165,6 @@
         </w:rPr>
         <w:t>OBJECTIVE</w:t>
       </w:r>
-      <w:proofErr w:type="gramStart"/>
       <w:r>
         <w:rPr>
           <w:rFonts w:ascii="Times New Roman" w:eastAsia="Times New Roman" w:hAnsi="Times New Roman" w:cs="Times New Roman"/>
@@ -192,25 +181,13 @@
         <w:t xml:space="preserve">  </w:t>
       </w:r>
       <w:r>
-        <w:t>To</w:t>
-      </w:r>
-      <w:proofErr w:type="gramEnd"/>
-      <w:r>
-        <w:t xml:space="preserve"> become familiar with </w:t>
-      </w:r>
-      <w:proofErr w:type="gramStart"/>
-      <w:r>
-        <w:t>th</w:t>
+        <w:t>To become familiar with th</w:t>
       </w:r>
       <w:r>
         <w:t>e</w:t>
       </w:r>
       <w:r>
-        <w:t xml:space="preserve"> simulation</w:t>
-      </w:r>
-      <w:proofErr w:type="gramEnd"/>
-      <w:r>
-        <w:t xml:space="preserve"> software</w:t>
+        <w:t xml:space="preserve"> simulation software</w:t>
       </w:r>
       <w:r>
         <w:t>.</w:t>
@@ -301,16 +278,8 @@
         <w:rPr>
           <w:b/>
         </w:rPr>
-        <w:t>PC-</w:t>
-      </w:r>
-      <w:proofErr w:type="spellStart"/>
-      <w:r>
-        <w:rPr>
-          <w:b/>
-        </w:rPr>
-        <w:t>ControLAB</w:t>
-      </w:r>
-      <w:proofErr w:type="spellEnd"/>
+        <w:t>PC-ControLAB</w:t>
+      </w:r>
       <w:r>
         <w:rPr>
           <w:rFonts w:ascii="Times New Roman" w:eastAsia="Times New Roman" w:hAnsi="Times New Roman" w:cs="Times New Roman"/>
@@ -368,15 +337,7 @@
         <w:t xml:space="preserve"> and select a mid-value</w:t>
       </w:r>
       <w:r>
-        <w:t xml:space="preserve">, to have </w:t>
-      </w:r>
-      <w:proofErr w:type="gramStart"/>
-      <w:r>
-        <w:t>a more</w:t>
-      </w:r>
-      <w:proofErr w:type="gramEnd"/>
-      <w:r>
-        <w:t xml:space="preserve"> practical experience.</w:t>
+        <w:t>, to have a more practical experience.</w:t>
       </w:r>
     </w:p>
     <w:p>
@@ -423,21 +384,13 @@
         <w:tab/>
       </w:r>
       <w:r>
-        <w:t>2</w:t>
-      </w:r>
-      <w:proofErr w:type="gramStart"/>
-      <w:r>
-        <w:t xml:space="preserve">. </w:t>
-      </w:r>
-      <w:r>
-        <w:tab/>
-      </w:r>
-      <w:r>
-        <w:t>THE</w:t>
-      </w:r>
-      <w:proofErr w:type="gramEnd"/>
-      <w:r>
-        <w:t xml:space="preserve"> FEEDBACK LOOP</w:t>
+        <w:t xml:space="preserve">2. </w:t>
+      </w:r>
+      <w:r>
+        <w:tab/>
+      </w:r>
+      <w:r>
+        <w:t>THE FEEDBACK LOOP</w:t>
       </w:r>
       <w:r>
         <w:rPr>
@@ -590,24 +543,52 @@
         <w:ind w:left="720" w:right="2" w:firstLine="705"/>
       </w:pPr>
       <w:r>
+        <w:rPr>
+          <w:b/>
+          <w:bCs/>
+        </w:rPr>
         <w:t>What is</w:t>
       </w:r>
       <w:r>
+        <w:rPr>
+          <w:b/>
+          <w:bCs/>
+        </w:rPr>
         <w:t xml:space="preserve"> </w:t>
       </w:r>
       <w:r>
+        <w:rPr>
+          <w:b/>
+          <w:bCs/>
+        </w:rPr>
         <w:t>the process variable</w:t>
       </w:r>
       <w:r>
+        <w:rPr>
+          <w:b/>
+          <w:bCs/>
+        </w:rPr>
         <w:t xml:space="preserve"> (PV)</w:t>
       </w:r>
       <w:r>
+        <w:rPr>
+          <w:b/>
+          <w:bCs/>
+        </w:rPr>
         <w:t xml:space="preserve"> current value</w:t>
       </w:r>
       <w:r>
+        <w:rPr>
+          <w:b/>
+          <w:bCs/>
+        </w:rPr>
         <w:t>?</w:t>
       </w:r>
       <w:r>
+        <w:rPr>
+          <w:b/>
+          <w:bCs/>
+        </w:rPr>
         <w:tab/>
       </w:r>
       <w:r>
@@ -631,37 +612,39 @@
       </w:pPr>
       <w:r>
         <w:br/>
-        <w:t xml:space="preserve">What is its range? </w:t>
-      </w:r>
-      <w:r>
-        <w:tab/>
-      </w:r>
-      <w:r>
-        <w:tab/>
-      </w:r>
-      <w:r>
-        <w:tab/>
-      </w:r>
-      <w:r>
-        <w:tab/>
-      </w:r>
-      <w:r>
-        <w:tab/>
-      </w:r>
-      <w:r>
-        <w:tab/>
-      </w:r>
-      <w:r>
-        <w:tab/>
-      </w:r>
-      <w:r>
-        <w:t xml:space="preserve">From 0 to 500 </w:t>
-      </w:r>
-      <w:proofErr w:type="spellStart"/>
-      <w:r>
-        <w:t>DegF</w:t>
-      </w:r>
-      <w:proofErr w:type="spellEnd"/>
+      </w:r>
+      <w:r>
+        <w:rPr>
+          <w:b/>
+          <w:bCs/>
+        </w:rPr>
+        <w:t>What is its range?</w:t>
+      </w:r>
+      <w:r>
+        <w:t xml:space="preserve"> </w:t>
+      </w:r>
+      <w:r>
+        <w:tab/>
+      </w:r>
+      <w:r>
+        <w:tab/>
+      </w:r>
+      <w:r>
+        <w:tab/>
+      </w:r>
+      <w:r>
+        <w:tab/>
+      </w:r>
+      <w:r>
+        <w:tab/>
+      </w:r>
+      <w:r>
+        <w:tab/>
+      </w:r>
+      <w:r>
+        <w:tab/>
+        <w:t>From 0 to 500 DegF</w:t>
+      </w:r>
     </w:p>
     <w:p>
       <w:pPr>
@@ -670,15 +653,33 @@
       </w:pPr>
       <w:r>
         <w:br/>
+      </w:r>
+      <w:r>
+        <w:rPr>
+          <w:b/>
+          <w:bCs/>
+        </w:rPr>
         <w:t xml:space="preserve">What is the controller </w:t>
       </w:r>
       <w:r>
+        <w:rPr>
+          <w:b/>
+          <w:bCs/>
+        </w:rPr>
         <w:t>output</w:t>
       </w:r>
       <w:r>
+        <w:rPr>
+          <w:b/>
+          <w:bCs/>
+        </w:rPr>
         <w:t xml:space="preserve"> </w:t>
       </w:r>
       <w:r>
+        <w:rPr>
+          <w:b/>
+          <w:bCs/>
+        </w:rPr>
         <w:t>range?</w:t>
       </w:r>
       <w:r>
@@ -712,15 +713,31 @@
         <w:ind w:left="1425" w:right="2" w:firstLine="0"/>
       </w:pPr>
       <w:r>
+        <w:rPr>
+          <w:b/>
+          <w:bCs/>
+        </w:rPr>
         <w:t xml:space="preserve">What is the </w:t>
       </w:r>
       <w:r>
+        <w:rPr>
+          <w:b/>
+          <w:bCs/>
+        </w:rPr>
         <w:t>setpoint</w:t>
       </w:r>
       <w:r>
+        <w:rPr>
+          <w:b/>
+          <w:bCs/>
+        </w:rPr>
         <w:t xml:space="preserve"> (SP)</w:t>
       </w:r>
       <w:r>
+        <w:rPr>
+          <w:b/>
+          <w:bCs/>
+        </w:rPr>
         <w:t>?</w:t>
       </w:r>
       <w:r>
@@ -739,13 +756,64 @@
         <w:tab/>
       </w:r>
       <w:r>
-        <w:t xml:space="preserve">275 </w:t>
-      </w:r>
-      <w:proofErr w:type="spellStart"/>
-      <w:r>
-        <w:t>DegF</w:t>
-      </w:r>
-      <w:proofErr w:type="spellEnd"/>
+        <w:t>275 DegF</w:t>
+      </w:r>
+    </w:p>
+    <w:p>
+      <w:pPr>
+        <w:spacing w:line="360" w:lineRule="auto"/>
+        <w:ind w:left="1425" w:right="2" w:firstLine="0"/>
+        <w:jc w:val="center"/>
+      </w:pPr>
+      <w:r>
+        <w:rPr>
+          <w:noProof/>
+          <w:sz w:val="16"/>
+          <w:szCs w:val="18"/>
+        </w:rPr>
+        <w:lastRenderedPageBreak/>
+        <w:drawing>
+          <wp:inline distT="0" distB="0" distL="0" distR="0" wp14:anchorId="7AF3E80F" wp14:editId="48FA36DF">
+            <wp:extent cx="4069668" cy="3046603"/>
+            <wp:effectExtent l="0" t="0" r="7620" b="1905"/>
+            <wp:docPr id="2089371869" name="Picture 4"/>
+            <wp:cNvGraphicFramePr>
+              <a:graphicFrameLocks xmlns:a="http://schemas.openxmlformats.org/drawingml/2006/main" noChangeAspect="1"/>
+            </wp:cNvGraphicFramePr>
+            <a:graphic xmlns:a="http://schemas.openxmlformats.org/drawingml/2006/main">
+              <a:graphicData uri="http://schemas.openxmlformats.org/drawingml/2006/picture">
+                <pic:pic xmlns:pic="http://schemas.openxmlformats.org/drawingml/2006/picture">
+                  <pic:nvPicPr>
+                    <pic:cNvPr id="2089371869" name="Picture 2089371869"/>
+                    <pic:cNvPicPr/>
+                  </pic:nvPicPr>
+                  <pic:blipFill>
+                    <a:blip r:embed="rId7" cstate="print">
+                      <a:extLst>
+                        <a:ext uri="{28A0092B-C50C-407E-A947-70E740481C1C}">
+                          <a14:useLocalDpi xmlns:a14="http://schemas.microsoft.com/office/drawing/2010/main" val="0"/>
+                        </a:ext>
+                      </a:extLst>
+                    </a:blip>
+                    <a:stretch>
+                      <a:fillRect/>
+                    </a:stretch>
+                  </pic:blipFill>
+                  <pic:spPr>
+                    <a:xfrm>
+                      <a:off x="0" y="0"/>
+                      <a:ext cx="4079445" cy="3053922"/>
+                    </a:xfrm>
+                    <a:prstGeom prst="rect">
+                      <a:avLst/>
+                    </a:prstGeom>
+                  </pic:spPr>
+                </pic:pic>
+              </a:graphicData>
+            </a:graphic>
+          </wp:inline>
+        </w:drawing>
+      </w:r>
     </w:p>
     <w:p>
       <w:pPr>
@@ -852,6 +920,10 @@
         <w:ind w:left="1425" w:right="2" w:firstLine="0"/>
       </w:pPr>
       <w:r>
+        <w:rPr>
+          <w:b/>
+          <w:bCs/>
+        </w:rPr>
         <w:t>Can the process be described as static or dynamic?</w:t>
       </w:r>
       <w:r>
@@ -876,13 +948,24 @@
         <w:ind w:left="1425" w:right="2" w:firstLine="0"/>
       </w:pPr>
       <w:r>
-        <w:lastRenderedPageBreak/>
+        <w:rPr>
+          <w:b/>
+          <w:bCs/>
+        </w:rPr>
         <w:t>At w</w:t>
       </w:r>
       <w:r>
+        <w:rPr>
+          <w:b/>
+          <w:bCs/>
+        </w:rPr>
         <w:t>hich</w:t>
       </w:r>
       <w:r>
+        <w:rPr>
+          <w:b/>
+          <w:bCs/>
+        </w:rPr>
         <w:t xml:space="preserve"> value does PV settle to?</w:t>
       </w:r>
       <w:r>
@@ -913,18 +996,38 @@
         <w:ind w:left="1425" w:right="2" w:firstLine="0"/>
       </w:pPr>
       <w:r>
+        <w:rPr>
+          <w:b/>
+          <w:bCs/>
+        </w:rPr>
         <w:t>After how long</w:t>
       </w:r>
       <w:r>
+        <w:rPr>
+          <w:b/>
+          <w:bCs/>
+        </w:rPr>
         <w:t xml:space="preserve"> </w:t>
       </w:r>
       <w:r>
+        <w:rPr>
+          <w:b/>
+          <w:bCs/>
+        </w:rPr>
         <w:t xml:space="preserve">does PV appear to </w:t>
       </w:r>
       <w:r>
+        <w:rPr>
+          <w:b/>
+          <w:bCs/>
+        </w:rPr>
         <w:t>settle at</w:t>
       </w:r>
       <w:r>
+        <w:rPr>
+          <w:b/>
+          <w:bCs/>
+        </w:rPr>
         <w:t xml:space="preserve"> this value?</w:t>
       </w:r>
       <w:r>
@@ -937,13 +1040,31 @@
         <w:tab/>
       </w:r>
       <w:r>
-        <w:t>3</w:t>
-      </w:r>
-      <w:r>
-        <w:t>0</w:t>
+        <w:t>24.7</w:t>
       </w:r>
       <w:r>
         <w:t xml:space="preserve"> Minutes</w:t>
+      </w:r>
+    </w:p>
+    <w:p>
+      <w:pPr>
+        <w:tabs>
+          <w:tab w:val="num" w:pos="720"/>
+        </w:tabs>
+        <w:spacing w:line="360" w:lineRule="auto"/>
+        <w:ind w:left="1425" w:right="2" w:firstLine="0"/>
+      </w:pPr>
+      <w:r>
+        <w:t>0.98* (275-162.5) = 110.25 , measure till (275 – 110.25</w:t>
+      </w:r>
+      <w:r>
+        <w:t>=</w:t>
+      </w:r>
+      <w:r>
+        <w:t>164.75</w:t>
+      </w:r>
+      <w:r>
+        <w:t>)</w:t>
       </w:r>
     </w:p>
     <w:p>
@@ -1051,7 +1172,55 @@
         </w:tabs>
         <w:spacing w:line="360" w:lineRule="auto"/>
         <w:ind w:left="1425" w:right="2" w:firstLine="0"/>
-      </w:pPr>
+        <w:jc w:val="center"/>
+      </w:pPr>
+      <w:r>
+        <w:rPr>
+          <w:noProof/>
+        </w:rPr>
+        <w:lastRenderedPageBreak/>
+        <w:drawing>
+          <wp:inline distT="0" distB="0" distL="0" distR="0" wp14:anchorId="20336675" wp14:editId="5B222BE1">
+            <wp:extent cx="4413228" cy="3308171"/>
+            <wp:effectExtent l="0" t="0" r="6985" b="6985"/>
+            <wp:docPr id="1351235083" name="Picture 5"/>
+            <wp:cNvGraphicFramePr>
+              <a:graphicFrameLocks xmlns:a="http://schemas.openxmlformats.org/drawingml/2006/main" noChangeAspect="1"/>
+            </wp:cNvGraphicFramePr>
+            <a:graphic xmlns:a="http://schemas.openxmlformats.org/drawingml/2006/main">
+              <a:graphicData uri="http://schemas.openxmlformats.org/drawingml/2006/picture">
+                <pic:pic xmlns:pic="http://schemas.openxmlformats.org/drawingml/2006/picture">
+                  <pic:nvPicPr>
+                    <pic:cNvPr id="1351235083" name="Picture 1351235083"/>
+                    <pic:cNvPicPr/>
+                  </pic:nvPicPr>
+                  <pic:blipFill>
+                    <a:blip r:embed="rId8" cstate="print">
+                      <a:extLst>
+                        <a:ext uri="{28A0092B-C50C-407E-A947-70E740481C1C}">
+                          <a14:useLocalDpi xmlns:a14="http://schemas.microsoft.com/office/drawing/2010/main" val="0"/>
+                        </a:ext>
+                      </a:extLst>
+                    </a:blip>
+                    <a:stretch>
+                      <a:fillRect/>
+                    </a:stretch>
+                  </pic:blipFill>
+                  <pic:spPr>
+                    <a:xfrm>
+                      <a:off x="0" y="0"/>
+                      <a:ext cx="4432330" cy="3322490"/>
+                    </a:xfrm>
+                    <a:prstGeom prst="rect">
+                      <a:avLst/>
+                    </a:prstGeom>
+                  </pic:spPr>
+                </pic:pic>
+              </a:graphicData>
+            </a:graphic>
+          </wp:inline>
+        </w:drawing>
+      </w:r>
     </w:p>
     <w:p>
       <w:pPr>
@@ -1060,11 +1229,60 @@
         </w:tabs>
         <w:spacing w:line="360" w:lineRule="auto"/>
         <w:ind w:left="1425" w:right="2" w:firstLine="0"/>
+        <w:jc w:val="center"/>
+      </w:pPr>
+      <w:r>
+        <w:rPr>
+          <w:noProof/>
+        </w:rPr>
+        <w:drawing>
+          <wp:inline distT="0" distB="0" distL="0" distR="0" wp14:anchorId="35D415D9" wp14:editId="1621F793">
+            <wp:extent cx="3216893" cy="2415540"/>
+            <wp:effectExtent l="0" t="0" r="3175" b="3810"/>
+            <wp:docPr id="1084524742" name="Picture 1"/>
+            <wp:cNvGraphicFramePr>
+              <a:graphicFrameLocks xmlns:a="http://schemas.openxmlformats.org/drawingml/2006/main" noChangeAspect="1"/>
+            </wp:cNvGraphicFramePr>
+            <a:graphic xmlns:a="http://schemas.openxmlformats.org/drawingml/2006/main">
+              <a:graphicData uri="http://schemas.openxmlformats.org/drawingml/2006/picture">
+                <pic:pic xmlns:pic="http://schemas.openxmlformats.org/drawingml/2006/picture">
+                  <pic:nvPicPr>
+                    <pic:cNvPr id="1084524742" name=""/>
+                    <pic:cNvPicPr/>
+                  </pic:nvPicPr>
+                  <pic:blipFill>
+                    <a:blip r:embed="rId9"/>
+                    <a:stretch>
+                      <a:fillRect/>
+                    </a:stretch>
+                  </pic:blipFill>
+                  <pic:spPr>
+                    <a:xfrm>
+                      <a:off x="0" y="0"/>
+                      <a:ext cx="3221268" cy="2418825"/>
+                    </a:xfrm>
+                    <a:prstGeom prst="rect">
+                      <a:avLst/>
+                    </a:prstGeom>
+                  </pic:spPr>
+                </pic:pic>
+              </a:graphicData>
+            </a:graphic>
+          </wp:inline>
+        </w:drawing>
+      </w:r>
+    </w:p>
+    <w:p>
+      <w:pPr>
+        <w:tabs>
+          <w:tab w:val="num" w:pos="720"/>
+        </w:tabs>
+        <w:spacing w:line="360" w:lineRule="auto"/>
+        <w:ind w:left="1425" w:right="2" w:firstLine="0"/>
       </w:pPr>
       <w:r>
         <w:t xml:space="preserve">Change the LOAD by pressing </w:t>
       </w:r>
-      <w:proofErr w:type="spellStart"/>
       <w:r>
         <w:rPr>
           <w:b/>
@@ -1072,11 +1290,9 @@
         </w:rPr>
         <w:t>StepIncr</w:t>
       </w:r>
-      <w:proofErr w:type="spellEnd"/>
       <w:r>
         <w:t xml:space="preserve"> or </w:t>
       </w:r>
-      <w:proofErr w:type="spellStart"/>
       <w:r>
         <w:rPr>
           <w:b/>
@@ -1084,7 +1300,6 @@
         </w:rPr>
         <w:t>StepDecr</w:t>
       </w:r>
-      <w:proofErr w:type="spellEnd"/>
       <w:r>
         <w:rPr>
           <w:b/>
@@ -1112,8 +1327,16 @@
         </w:tabs>
         <w:spacing w:line="360" w:lineRule="auto"/>
         <w:ind w:left="1425" w:right="2" w:firstLine="0"/>
-      </w:pPr>
-      <w:r>
+        <w:rPr>
+          <w:b/>
+          <w:bCs/>
+        </w:rPr>
+      </w:pPr>
+      <w:r>
+        <w:rPr>
+          <w:b/>
+          <w:bCs/>
+        </w:rPr>
         <w:t>What do you observe?</w:t>
       </w:r>
     </w:p>
@@ -1145,7 +1368,22 @@
         <w:tab/>
       </w:r>
       <w:r>
-        <w:t xml:space="preserve">The PV decreases and because we are in manual mode the OUT doesn’t change  </w:t>
+        <w:t>The PV decreases</w:t>
+      </w:r>
+      <w:r>
+        <w:t xml:space="preserve"> when decreasing the load and increasing when increasing the load</w:t>
+      </w:r>
+      <w:r>
+        <w:t xml:space="preserve"> </w:t>
+      </w:r>
+      <w:r>
+        <w:t xml:space="preserve">since </w:t>
+      </w:r>
+      <w:r>
+        <w:t xml:space="preserve">we are in manual mode the OUT doesn’t change </w:t>
+      </w:r>
+      <w:r>
+        <w:t>.</w:t>
       </w:r>
     </w:p>
     <w:p>
@@ -1155,7 +1393,55 @@
         </w:tabs>
         <w:spacing w:line="360" w:lineRule="auto"/>
         <w:ind w:left="1425" w:right="2" w:firstLine="0"/>
-      </w:pPr>
+        <w:jc w:val="center"/>
+      </w:pPr>
+      <w:r>
+        <w:rPr>
+          <w:noProof/>
+        </w:rPr>
+        <w:lastRenderedPageBreak/>
+        <w:drawing>
+          <wp:inline distT="0" distB="0" distL="0" distR="0" wp14:anchorId="05C3A482" wp14:editId="17A2C9BE">
+            <wp:extent cx="4587651" cy="3419819"/>
+            <wp:effectExtent l="0" t="0" r="3810" b="9525"/>
+            <wp:docPr id="959035913" name="Picture 6"/>
+            <wp:cNvGraphicFramePr>
+              <a:graphicFrameLocks xmlns:a="http://schemas.openxmlformats.org/drawingml/2006/main" noChangeAspect="1"/>
+            </wp:cNvGraphicFramePr>
+            <a:graphic xmlns:a="http://schemas.openxmlformats.org/drawingml/2006/main">
+              <a:graphicData uri="http://schemas.openxmlformats.org/drawingml/2006/picture">
+                <pic:pic xmlns:pic="http://schemas.openxmlformats.org/drawingml/2006/picture">
+                  <pic:nvPicPr>
+                    <pic:cNvPr id="959035913" name="Picture 959035913"/>
+                    <pic:cNvPicPr/>
+                  </pic:nvPicPr>
+                  <pic:blipFill>
+                    <a:blip r:embed="rId10" cstate="print">
+                      <a:extLst>
+                        <a:ext uri="{28A0092B-C50C-407E-A947-70E740481C1C}">
+                          <a14:useLocalDpi xmlns:a14="http://schemas.microsoft.com/office/drawing/2010/main" val="0"/>
+                        </a:ext>
+                      </a:extLst>
+                    </a:blip>
+                    <a:stretch>
+                      <a:fillRect/>
+                    </a:stretch>
+                  </pic:blipFill>
+                  <pic:spPr>
+                    <a:xfrm>
+                      <a:off x="0" y="0"/>
+                      <a:ext cx="4595905" cy="3425972"/>
+                    </a:xfrm>
+                    <a:prstGeom prst="rect">
+                      <a:avLst/>
+                    </a:prstGeom>
+                  </pic:spPr>
+                </pic:pic>
+              </a:graphicData>
+            </a:graphic>
+          </wp:inline>
+        </w:drawing>
+      </w:r>
     </w:p>
     <w:p>
       <w:pPr>
@@ -1165,6 +1451,15 @@
         <w:spacing w:line="360" w:lineRule="auto"/>
         <w:ind w:left="1425" w:right="2" w:firstLine="0"/>
       </w:pPr>
+    </w:p>
+    <w:p>
+      <w:pPr>
+        <w:tabs>
+          <w:tab w:val="num" w:pos="720"/>
+        </w:tabs>
+        <w:spacing w:line="360" w:lineRule="auto"/>
+        <w:ind w:left="1425" w:right="2" w:firstLine="0"/>
+      </w:pPr>
       <w:r>
         <w:t>Switch the controller to AUTO</w:t>
       </w:r>
@@ -1173,31 +1468,89 @@
       </w:r>
       <w:r>
         <w:br/>
+      </w:r>
+      <w:r>
+        <w:rPr>
+          <w:b/>
+          <w:bCs/>
+        </w:rPr>
         <w:t xml:space="preserve">Does the controller bring the PV back to the </w:t>
       </w:r>
       <w:r>
+        <w:rPr>
+          <w:b/>
+          <w:bCs/>
+        </w:rPr>
         <w:t>setpoint</w:t>
       </w:r>
       <w:r>
-        <w:t xml:space="preserve">? </w:t>
-      </w:r>
-      <w:r>
-        <w:tab/>
-      </w:r>
-      <w:r>
-        <w:tab/>
-      </w:r>
-      <w:proofErr w:type="gramStart"/>
-      <w:r>
-        <w:t>Yes  but</w:t>
-      </w:r>
-      <w:proofErr w:type="gramEnd"/>
-      <w:r>
-        <w:t xml:space="preserve"> after a lot of time and there was hunting in more than 2 clock cycles</w:t>
+        <w:rPr>
+          <w:b/>
+          <w:bCs/>
+        </w:rPr>
+        <w:t>?</w:t>
+      </w:r>
+      <w:r>
+        <w:t xml:space="preserve"> </w:t>
+      </w:r>
+      <w:r>
+        <w:tab/>
+      </w:r>
+      <w:r>
+        <w:tab/>
+      </w:r>
+      <w:r>
+        <w:t>Yes  but after a lot of time and there was hunting in more than 2 clock cycles</w:t>
       </w:r>
       <w:r>
         <w:br/>
       </w:r>
+      <w:r>
+        <w:rPr>
+          <w:noProof/>
+        </w:rPr>
+        <w:drawing>
+          <wp:inline distT="0" distB="0" distL="0" distR="0" wp14:anchorId="1ABCD93B" wp14:editId="425024DB">
+            <wp:extent cx="4201806" cy="3149688"/>
+            <wp:effectExtent l="0" t="0" r="8255" b="0"/>
+            <wp:docPr id="1285105969" name="Picture 7"/>
+            <wp:cNvGraphicFramePr>
+              <a:graphicFrameLocks xmlns:a="http://schemas.openxmlformats.org/drawingml/2006/main" noChangeAspect="1"/>
+            </wp:cNvGraphicFramePr>
+            <a:graphic xmlns:a="http://schemas.openxmlformats.org/drawingml/2006/main">
+              <a:graphicData uri="http://schemas.openxmlformats.org/drawingml/2006/picture">
+                <pic:pic xmlns:pic="http://schemas.openxmlformats.org/drawingml/2006/picture">
+                  <pic:nvPicPr>
+                    <pic:cNvPr id="1285105969" name="Picture 1285105969"/>
+                    <pic:cNvPicPr/>
+                  </pic:nvPicPr>
+                  <pic:blipFill>
+                    <a:blip r:embed="rId11" cstate="print">
+                      <a:extLst>
+                        <a:ext uri="{28A0092B-C50C-407E-A947-70E740481C1C}">
+                          <a14:useLocalDpi xmlns:a14="http://schemas.microsoft.com/office/drawing/2010/main" val="0"/>
+                        </a:ext>
+                      </a:extLst>
+                    </a:blip>
+                    <a:stretch>
+                      <a:fillRect/>
+                    </a:stretch>
+                  </pic:blipFill>
+                  <pic:spPr>
+                    <a:xfrm>
+                      <a:off x="0" y="0"/>
+                      <a:ext cx="4218902" cy="3162503"/>
+                    </a:xfrm>
+                    <a:prstGeom prst="rect">
+                      <a:avLst/>
+                    </a:prstGeom>
+                  </pic:spPr>
+                </pic:pic>
+              </a:graphicData>
+            </a:graphic>
+          </wp:inline>
+        </w:drawing>
+      </w:r>
     </w:p>
     <w:p>
       <w:pPr>
@@ -1208,15 +1561,63 @@
         <w:ind w:left="1425" w:right="2" w:firstLine="0"/>
       </w:pPr>
       <w:r>
-        <w:t xml:space="preserve">Increase SP to 350 </w:t>
-      </w:r>
-      <w:proofErr w:type="spellStart"/>
-      <w:r>
-        <w:t>degF</w:t>
-      </w:r>
-      <w:proofErr w:type="spellEnd"/>
-      <w:r>
-        <w:t xml:space="preserve">. </w:t>
+        <w:rPr>
+          <w:noProof/>
+        </w:rPr>
+        <w:lastRenderedPageBreak/>
+        <w:drawing>
+          <wp:inline distT="0" distB="0" distL="0" distR="0" wp14:anchorId="48EE96D9" wp14:editId="01110E89">
+            <wp:extent cx="3484591" cy="2597554"/>
+            <wp:effectExtent l="0" t="0" r="1905" b="0"/>
+            <wp:docPr id="209857315" name="Picture 8"/>
+            <wp:cNvGraphicFramePr>
+              <a:graphicFrameLocks xmlns:a="http://schemas.openxmlformats.org/drawingml/2006/main" noChangeAspect="1"/>
+            </wp:cNvGraphicFramePr>
+            <a:graphic xmlns:a="http://schemas.openxmlformats.org/drawingml/2006/main">
+              <a:graphicData uri="http://schemas.openxmlformats.org/drawingml/2006/picture">
+                <pic:pic xmlns:pic="http://schemas.openxmlformats.org/drawingml/2006/picture">
+                  <pic:nvPicPr>
+                    <pic:cNvPr id="209857315" name="Picture 209857315"/>
+                    <pic:cNvPicPr/>
+                  </pic:nvPicPr>
+                  <pic:blipFill>
+                    <a:blip r:embed="rId12" cstate="print">
+                      <a:extLst>
+                        <a:ext uri="{28A0092B-C50C-407E-A947-70E740481C1C}">
+                          <a14:useLocalDpi xmlns:a14="http://schemas.microsoft.com/office/drawing/2010/main" val="0"/>
+                        </a:ext>
+                      </a:extLst>
+                    </a:blip>
+                    <a:stretch>
+                      <a:fillRect/>
+                    </a:stretch>
+                  </pic:blipFill>
+                  <pic:spPr>
+                    <a:xfrm>
+                      <a:off x="0" y="0"/>
+                      <a:ext cx="3500851" cy="2609675"/>
+                    </a:xfrm>
+                    <a:prstGeom prst="rect">
+                      <a:avLst/>
+                    </a:prstGeom>
+                  </pic:spPr>
+                </pic:pic>
+              </a:graphicData>
+            </a:graphic>
+          </wp:inline>
+        </w:drawing>
+      </w:r>
+    </w:p>
+    <w:p>
+      <w:pPr>
+        <w:tabs>
+          <w:tab w:val="num" w:pos="720"/>
+        </w:tabs>
+        <w:spacing w:line="360" w:lineRule="auto"/>
+        <w:ind w:left="1425" w:right="2" w:firstLine="0"/>
+      </w:pPr>
+      <w:r>
+        <w:t xml:space="preserve">Increase SP to 350 degF. </w:t>
       </w:r>
       <w:r>
         <w:t>Observe the response.</w:t>
@@ -1231,30 +1632,66 @@
         <w:ind w:left="1425" w:right="2" w:firstLine="0"/>
       </w:pPr>
       <w:r>
+        <w:rPr>
+          <w:b/>
+          <w:bCs/>
+        </w:rPr>
         <w:t>Does it exhibit more time variability or less</w:t>
       </w:r>
       <w:r>
+        <w:rPr>
+          <w:b/>
+          <w:bCs/>
+        </w:rPr>
         <w:t xml:space="preserve"> compared</w:t>
       </w:r>
       <w:r>
+        <w:rPr>
+          <w:b/>
+          <w:bCs/>
+        </w:rPr>
         <w:t xml:space="preserve"> to the process response </w:t>
       </w:r>
       <w:r>
+        <w:rPr>
+          <w:b/>
+          <w:bCs/>
+        </w:rPr>
         <w:t xml:space="preserve">with no feedback (i.e., </w:t>
       </w:r>
       <w:r>
+        <w:rPr>
+          <w:b/>
+          <w:bCs/>
+        </w:rPr>
         <w:t xml:space="preserve">when the controller was in </w:t>
       </w:r>
       <w:r>
+        <w:rPr>
+          <w:b/>
+          <w:bCs/>
+        </w:rPr>
         <w:t>MAN</w:t>
       </w:r>
       <w:r>
+        <w:rPr>
+          <w:b/>
+          <w:bCs/>
+        </w:rPr>
         <w:t>)</w:t>
       </w:r>
       <w:r>
+        <w:rPr>
+          <w:b/>
+          <w:bCs/>
+        </w:rPr>
         <w:t>?</w:t>
       </w:r>
       <w:r>
+        <w:rPr>
+          <w:b/>
+          <w:bCs/>
+        </w:rPr>
         <w:tab/>
       </w:r>
       <w:r>
@@ -1273,15 +1710,7 @@
         <w:t>oscillating</w:t>
       </w:r>
       <w:r>
-        <w:t xml:space="preserve">. In Auto, the </w:t>
-      </w:r>
-      <w:proofErr w:type="gramStart"/>
-      <w:r>
-        <w:t>controller  fights</w:t>
-      </w:r>
-      <w:proofErr w:type="gramEnd"/>
-      <w:r>
-        <w:t xml:space="preserve"> the error, causing the PV to swing up and down repeatedly</w:t>
+        <w:t>. In Auto, the controller  fights the error, causing the PV to swing up and down repeatedly</w:t>
       </w:r>
       <w:r>
         <w:t xml:space="preserve"> till it settles.</w:t>
@@ -1289,6 +1718,99 @@
       <w:r>
         <w:br/>
       </w:r>
+      <w:r>
+        <w:rPr>
+          <w:noProof/>
+        </w:rPr>
+        <w:lastRenderedPageBreak/>
+        <w:drawing>
+          <wp:inline distT="0" distB="0" distL="0" distR="0" wp14:anchorId="077991B1" wp14:editId="3997BCAD">
+            <wp:extent cx="3457144" cy="2584633"/>
+            <wp:effectExtent l="0" t="0" r="0" b="6350"/>
+            <wp:docPr id="780737244" name="Picture 9"/>
+            <wp:cNvGraphicFramePr>
+              <a:graphicFrameLocks xmlns:a="http://schemas.openxmlformats.org/drawingml/2006/main" noChangeAspect="1"/>
+            </wp:cNvGraphicFramePr>
+            <a:graphic xmlns:a="http://schemas.openxmlformats.org/drawingml/2006/main">
+              <a:graphicData uri="http://schemas.openxmlformats.org/drawingml/2006/picture">
+                <pic:pic xmlns:pic="http://schemas.openxmlformats.org/drawingml/2006/picture">
+                  <pic:nvPicPr>
+                    <pic:cNvPr id="780737244" name="Picture 780737244"/>
+                    <pic:cNvPicPr/>
+                  </pic:nvPicPr>
+                  <pic:blipFill>
+                    <a:blip r:embed="rId13" cstate="print">
+                      <a:extLst>
+                        <a:ext uri="{28A0092B-C50C-407E-A947-70E740481C1C}">
+                          <a14:useLocalDpi xmlns:a14="http://schemas.microsoft.com/office/drawing/2010/main" val="0"/>
+                        </a:ext>
+                      </a:extLst>
+                    </a:blip>
+                    <a:stretch>
+                      <a:fillRect/>
+                    </a:stretch>
+                  </pic:blipFill>
+                  <pic:spPr>
+                    <a:xfrm>
+                      <a:off x="0" y="0"/>
+                      <a:ext cx="3472434" cy="2596064"/>
+                    </a:xfrm>
+                    <a:prstGeom prst="rect">
+                      <a:avLst/>
+                    </a:prstGeom>
+                  </pic:spPr>
+                </pic:pic>
+              </a:graphicData>
+            </a:graphic>
+          </wp:inline>
+        </w:drawing>
+      </w:r>
+      <w:r>
+        <w:rPr>
+          <w:noProof/>
+        </w:rPr>
+        <w:drawing>
+          <wp:inline distT="0" distB="0" distL="0" distR="0" wp14:anchorId="37F33825" wp14:editId="2854002E">
+            <wp:extent cx="3530542" cy="2637407"/>
+            <wp:effectExtent l="0" t="0" r="0" b="0"/>
+            <wp:docPr id="405691485" name="Picture 10"/>
+            <wp:cNvGraphicFramePr>
+              <a:graphicFrameLocks xmlns:a="http://schemas.openxmlformats.org/drawingml/2006/main" noChangeAspect="1"/>
+            </wp:cNvGraphicFramePr>
+            <a:graphic xmlns:a="http://schemas.openxmlformats.org/drawingml/2006/main">
+              <a:graphicData uri="http://schemas.openxmlformats.org/drawingml/2006/picture">
+                <pic:pic xmlns:pic="http://schemas.openxmlformats.org/drawingml/2006/picture">
+                  <pic:nvPicPr>
+                    <pic:cNvPr id="405691485" name="Picture 405691485"/>
+                    <pic:cNvPicPr/>
+                  </pic:nvPicPr>
+                  <pic:blipFill>
+                    <a:blip r:embed="rId14" cstate="print">
+                      <a:extLst>
+                        <a:ext uri="{28A0092B-C50C-407E-A947-70E740481C1C}">
+                          <a14:useLocalDpi xmlns:a14="http://schemas.microsoft.com/office/drawing/2010/main" val="0"/>
+                        </a:ext>
+                      </a:extLst>
+                    </a:blip>
+                    <a:stretch>
+                      <a:fillRect/>
+                    </a:stretch>
+                  </pic:blipFill>
+                  <pic:spPr>
+                    <a:xfrm>
+                      <a:off x="0" y="0"/>
+                      <a:ext cx="3542122" cy="2646057"/>
+                    </a:xfrm>
+                    <a:prstGeom prst="rect">
+                      <a:avLst/>
+                    </a:prstGeom>
+                  </pic:spPr>
+                </pic:pic>
+              </a:graphicData>
+            </a:graphic>
+          </wp:inline>
+        </w:drawing>
+      </w:r>
     </w:p>
     <w:p>
       <w:pPr>
@@ -1299,6 +1821,10 @@
         <w:ind w:left="1425" w:right="2" w:firstLine="0"/>
       </w:pPr>
       <w:r>
+        <w:rPr>
+          <w:b/>
+          <w:bCs/>
+        </w:rPr>
         <w:t>Do the oscillations die out?</w:t>
       </w:r>
       <w:r>
@@ -1350,39 +1876,56 @@
         <w:ind w:left="1425" w:right="2" w:firstLine="0"/>
       </w:pPr>
       <w:r>
+        <w:rPr>
+          <w:b/>
+          <w:bCs/>
+        </w:rPr>
         <w:t>D</w:t>
       </w:r>
       <w:r>
+        <w:rPr>
+          <w:b/>
+          <w:bCs/>
+        </w:rPr>
         <w:t xml:space="preserve">oes </w:t>
       </w:r>
       <w:r>
+        <w:rPr>
+          <w:b/>
+          <w:bCs/>
+        </w:rPr>
         <w:t xml:space="preserve">the </w:t>
       </w:r>
       <w:r>
-        <w:t>PV reach the new SP</w:t>
-      </w:r>
-      <w:r>
-        <w:t xml:space="preserve">? </w:t>
-      </w:r>
-      <w:r>
-        <w:tab/>
-      </w:r>
-      <w:r>
-        <w:tab/>
-      </w:r>
-      <w:r>
-        <w:tab/>
-      </w:r>
-      <w:r>
-        <w:tab/>
-      </w:r>
-      <w:proofErr w:type="gramStart"/>
-      <w:r>
-        <w:t>Yes ,</w:t>
-      </w:r>
-      <w:proofErr w:type="gramEnd"/>
-      <w:r>
-        <w:t xml:space="preserve"> PV=348.</w:t>
+        <w:rPr>
+          <w:b/>
+          <w:bCs/>
+        </w:rPr>
+        <w:t>PV reach the new SP?</w:t>
+      </w:r>
+      <w:r>
+        <w:t xml:space="preserve"> </w:t>
+      </w:r>
+      <w:r>
+        <w:tab/>
+      </w:r>
+      <w:r>
+        <w:tab/>
+      </w:r>
+      <w:r>
+        <w:tab/>
+      </w:r>
+      <w:r>
+        <w:tab/>
+      </w:r>
+      <w:r>
+        <w:t>Yes , PV=3</w:t>
+      </w:r>
+      <w:r>
+        <w:t>50</w:t>
+      </w:r>
+      <w:r>
+        <w:t>.</w:t>
       </w:r>
     </w:p>
     <w:p>
@@ -1403,29 +1946,42 @@
         <w:ind w:left="1425" w:right="2" w:firstLine="0"/>
       </w:pPr>
       <w:r>
+        <w:rPr>
+          <w:b/>
+          <w:bCs/>
+        </w:rPr>
         <w:t>In h</w:t>
       </w:r>
       <w:r>
-        <w:t xml:space="preserve">ow many cycles? </w:t>
-      </w:r>
-      <w:r>
-        <w:tab/>
-      </w:r>
-      <w:r>
-        <w:tab/>
-      </w:r>
-      <w:r>
-        <w:tab/>
-      </w:r>
-      <w:r>
-        <w:tab/>
-      </w:r>
-      <w:r>
-        <w:tab/>
-      </w:r>
-      <w:r>
-        <w:tab/>
-        <w:t>______________________</w:t>
+        <w:rPr>
+          <w:b/>
+          <w:bCs/>
+        </w:rPr>
+        <w:t>ow many cycles?</w:t>
+      </w:r>
+      <w:r>
+        <w:t xml:space="preserve"> </w:t>
+      </w:r>
+      <w:r>
+        <w:tab/>
+      </w:r>
+      <w:r>
+        <w:tab/>
+      </w:r>
+      <w:r>
+        <w:tab/>
+      </w:r>
+      <w:r>
+        <w:tab/>
+      </w:r>
+      <w:r>
+        <w:tab/>
+      </w:r>
+      <w:r>
+        <w:tab/>
+      </w:r>
+      <w:r>
+        <w:t>4 cycles</w:t>
       </w:r>
     </w:p>
     <w:p>
@@ -1446,6 +2002,10 @@
         <w:ind w:left="1425" w:right="2" w:firstLine="0"/>
       </w:pPr>
       <w:r>
+        <w:rPr>
+          <w:b/>
+          <w:bCs/>
+        </w:rPr>
         <w:t>What is the PV overshoot?</w:t>
       </w:r>
       <w:r>
@@ -1462,7 +2022,50 @@
       </w:r>
       <w:r>
         <w:tab/>
-        <w:t>______________________</w:t>
+      </w:r>
+      <w:r>
+        <w:t>(</w:t>
+      </w:r>
+      <w:r>
+        <w:t>410</w:t>
+      </w:r>
+      <w:r>
+        <w:t>-350)</w:t>
+      </w:r>
+      <w:r>
+        <w:t>/</w:t>
+      </w:r>
+      <w:r>
+        <w:rPr>
+          <w:rFonts w:hint="cs"/>
+          <w:rtl/>
+        </w:rPr>
+        <w:t>)</w:t>
+      </w:r>
+      <w:r>
+        <w:t>350</w:t>
+      </w:r>
+      <w:r>
+        <w:t>-</w:t>
+      </w:r>
+      <w:r>
+        <w:rPr>
+          <w:rFonts w:hint="cs"/>
+          <w:rtl/>
+        </w:rPr>
+        <w:t>275</w:t>
+      </w:r>
+      <w:r>
+        <w:t>)</w:t>
+      </w:r>
+      <w:r>
+        <w:t xml:space="preserve"> = 17</w:t>
+      </w:r>
+      <w:r>
+        <w:t>.14</w:t>
+      </w:r>
+      <w:r>
+        <w:t>%</w:t>
       </w:r>
     </w:p>
     <w:p>
@@ -1494,29 +2097,47 @@
         <w:ind w:left="1425" w:right="2" w:firstLine="0"/>
       </w:pPr>
       <w:r>
+        <w:rPr>
+          <w:b/>
+          <w:bCs/>
+        </w:rPr>
         <w:t>What is the period</w:t>
       </w:r>
       <w:r>
+        <w:rPr>
+          <w:b/>
+          <w:bCs/>
+        </w:rPr>
         <w:t xml:space="preserve"> of oscillation</w:t>
       </w:r>
       <w:r>
+        <w:rPr>
+          <w:b/>
+          <w:bCs/>
+        </w:rPr>
         <w:t>?</w:t>
       </w:r>
       <w:r>
-        <w:tab/>
-      </w:r>
-      <w:r>
-        <w:tab/>
-      </w:r>
-      <w:r>
-        <w:tab/>
-      </w:r>
-      <w:r>
-        <w:tab/>
-      </w:r>
-      <w:r>
-        <w:tab/>
-        <w:t>______________________</w:t>
+        <w:rPr>
+          <w:b/>
+          <w:bCs/>
+        </w:rPr>
+        <w:tab/>
+      </w:r>
+      <w:r>
+        <w:tab/>
+      </w:r>
+      <w:r>
+        <w:tab/>
+      </w:r>
+      <w:r>
+        <w:tab/>
+      </w:r>
+      <w:r>
+        <w:tab/>
+      </w:r>
+      <w:r>
+        <w:t>38-22=16 minutes</w:t>
       </w:r>
     </w:p>
     <w:p>
@@ -1537,22 +2158,30 @@
         <w:ind w:left="1425" w:right="2" w:firstLine="0"/>
       </w:pPr>
       <w:r>
-        <w:t xml:space="preserve">Does the controller do a good job? </w:t>
-      </w:r>
-      <w:r>
-        <w:tab/>
-      </w:r>
-      <w:r>
-        <w:tab/>
-      </w:r>
-      <w:r>
-        <w:tab/>
-      </w:r>
-      <w:r>
-        <w:tab/>
-      </w:r>
-      <w:r>
-        <w:t>______________________</w:t>
+        <w:rPr>
+          <w:b/>
+          <w:bCs/>
+        </w:rPr>
+        <w:lastRenderedPageBreak/>
+        <w:t>Does the controller do a good job?</w:t>
+      </w:r>
+      <w:r>
+        <w:t xml:space="preserve"> </w:t>
+      </w:r>
+      <w:r>
+        <w:tab/>
+      </w:r>
+      <w:r>
+        <w:tab/>
+      </w:r>
+      <w:r>
+        <w:tab/>
+      </w:r>
+      <w:r>
+        <w:tab/>
+      </w:r>
+      <w:r>
+        <w:t>No, as we notice it takes more than 1 cycle to settle</w:t>
       </w:r>
     </w:p>
     <w:p>
@@ -1580,136 +2209,104 @@
           <w:i/>
           <w:iCs/>
         </w:rPr>
-        <w:t xml:space="preserve">For a </w:t>
-      </w:r>
-      <w:proofErr w:type="gramStart"/>
+        <w:t>For a damped response, t</w:t>
+      </w:r>
       <w:r>
         <w:rPr>
           <w:i/>
           <w:iCs/>
         </w:rPr>
-        <w:t>damped</w:t>
-      </w:r>
-      <w:proofErr w:type="gramEnd"/>
+        <w:t xml:space="preserve">he industry standard is that a </w:t>
+      </w:r>
       <w:r>
         <w:rPr>
           <w:i/>
           <w:iCs/>
         </w:rPr>
-        <w:t xml:space="preserve"> response, t</w:t>
+        <w:t>well-tuned</w:t>
       </w:r>
       <w:r>
         <w:rPr>
           <w:i/>
           <w:iCs/>
         </w:rPr>
-        <w:t xml:space="preserve">he industry standard is that a </w:t>
+        <w:t xml:space="preserve"> controller will bring the P</w:t>
       </w:r>
       <w:r>
         <w:rPr>
           <w:i/>
           <w:iCs/>
         </w:rPr>
-        <w:t>well-tuned</w:t>
+        <w:t>V</w:t>
       </w:r>
       <w:r>
         <w:rPr>
           <w:i/>
           <w:iCs/>
         </w:rPr>
-        <w:t xml:space="preserve"> controller will bring the P</w:t>
+        <w:t xml:space="preserve"> to the SP in </w:t>
       </w:r>
       <w:r>
         <w:rPr>
           <w:i/>
           <w:iCs/>
         </w:rPr>
-        <w:t>V</w:t>
+        <w:t>a</w:t>
       </w:r>
       <w:r>
         <w:rPr>
           <w:i/>
           <w:iCs/>
         </w:rPr>
-        <w:t xml:space="preserve"> to the </w:t>
-      </w:r>
-      <w:proofErr w:type="gramStart"/>
+        <w:t>t most</w:t>
+      </w:r>
       <w:r>
         <w:rPr>
           <w:i/>
           <w:iCs/>
         </w:rPr>
-        <w:t>SP in</w:t>
-      </w:r>
-      <w:proofErr w:type="gramEnd"/>
+        <w:t xml:space="preserve"> </w:t>
+      </w:r>
       <w:r>
         <w:rPr>
           <w:i/>
           <w:iCs/>
         </w:rPr>
-        <w:t xml:space="preserve"> </w:t>
+        <w:t>one</w:t>
       </w:r>
       <w:r>
         <w:rPr>
           <w:i/>
           <w:iCs/>
         </w:rPr>
-        <w:t>a</w:t>
+        <w:t xml:space="preserve"> cycle</w:t>
       </w:r>
       <w:r>
         <w:rPr>
           <w:i/>
           <w:iCs/>
         </w:rPr>
-        <w:t>t most</w:t>
+        <w:t xml:space="preserve"> and</w:t>
       </w:r>
       <w:r>
         <w:rPr>
           <w:i/>
           <w:iCs/>
         </w:rPr>
-        <w:t xml:space="preserve"> </w:t>
+        <w:t xml:space="preserve"> with an overshoot not exceeding </w:t>
       </w:r>
       <w:r>
         <w:rPr>
           <w:i/>
           <w:iCs/>
         </w:rPr>
-        <w:t>one</w:t>
+        <w:t>5</w:t>
       </w:r>
       <w:r>
         <w:rPr>
           <w:i/>
           <w:iCs/>
         </w:rPr>
-        <w:t xml:space="preserve"> cycle</w:t>
-      </w:r>
-      <w:r>
-        <w:rPr>
-          <w:i/>
-          <w:iCs/>
-        </w:rPr>
-        <w:t xml:space="preserve"> and</w:t>
-      </w:r>
-      <w:r>
-        <w:rPr>
-          <w:i/>
-          <w:iCs/>
-        </w:rPr>
-        <w:t xml:space="preserve"> with an overshoot not exceeding </w:t>
-      </w:r>
-      <w:r>
-        <w:rPr>
-          <w:i/>
-          <w:iCs/>
-        </w:rPr>
-        <w:t>5</w:t>
-      </w:r>
-      <w:r>
-        <w:rPr>
-          <w:i/>
-          <w:iCs/>
-        </w:rPr>
         <w:t>%</w:t>
       </w:r>
       <w:r>
@@ -1736,7 +2333,6 @@
       <w:r>
         <w:t xml:space="preserve">Change the LOAD by pressing </w:t>
       </w:r>
-      <w:proofErr w:type="spellStart"/>
       <w:r>
         <w:rPr>
           <w:b/>
@@ -1744,11 +2340,9 @@
         </w:rPr>
         <w:t>StepIncr</w:t>
       </w:r>
-      <w:proofErr w:type="spellEnd"/>
       <w:r>
         <w:t xml:space="preserve"> or </w:t>
       </w:r>
-      <w:proofErr w:type="spellStart"/>
       <w:r>
         <w:rPr>
           <w:b/>
@@ -1756,7 +2350,6 @@
         </w:rPr>
         <w:t>StepDecr</w:t>
       </w:r>
-      <w:proofErr w:type="spellEnd"/>
       <w:r>
         <w:rPr>
           <w:b/>
@@ -1786,12 +2379,83 @@
         <w:ind w:left="1425" w:right="2" w:firstLine="0"/>
       </w:pPr>
       <w:r>
+        <w:rPr>
+          <w:noProof/>
+        </w:rPr>
+        <w:drawing>
+          <wp:inline distT="0" distB="0" distL="0" distR="0" wp14:anchorId="072EA9FF" wp14:editId="19FB8753">
+            <wp:extent cx="2848706" cy="2134835"/>
+            <wp:effectExtent l="0" t="0" r="0" b="0"/>
+            <wp:docPr id="23876348" name="Picture 11"/>
+            <wp:cNvGraphicFramePr>
+              <a:graphicFrameLocks xmlns:a="http://schemas.openxmlformats.org/drawingml/2006/main" noChangeAspect="1"/>
+            </wp:cNvGraphicFramePr>
+            <a:graphic xmlns:a="http://schemas.openxmlformats.org/drawingml/2006/main">
+              <a:graphicData uri="http://schemas.openxmlformats.org/drawingml/2006/picture">
+                <pic:pic xmlns:pic="http://schemas.openxmlformats.org/drawingml/2006/picture">
+                  <pic:nvPicPr>
+                    <pic:cNvPr id="23876348" name="Picture 23876348"/>
+                    <pic:cNvPicPr/>
+                  </pic:nvPicPr>
+                  <pic:blipFill>
+                    <a:blip r:embed="rId15" cstate="print">
+                      <a:extLst>
+                        <a:ext uri="{28A0092B-C50C-407E-A947-70E740481C1C}">
+                          <a14:useLocalDpi xmlns:a14="http://schemas.microsoft.com/office/drawing/2010/main" val="0"/>
+                        </a:ext>
+                      </a:extLst>
+                    </a:blip>
+                    <a:stretch>
+                      <a:fillRect/>
+                    </a:stretch>
+                  </pic:blipFill>
+                  <pic:spPr>
+                    <a:xfrm>
+                      <a:off x="0" y="0"/>
+                      <a:ext cx="2869849" cy="2150679"/>
+                    </a:xfrm>
+                    <a:prstGeom prst="rect">
+                      <a:avLst/>
+                    </a:prstGeom>
+                  </pic:spPr>
+                </pic:pic>
+              </a:graphicData>
+            </a:graphic>
+          </wp:inline>
+        </w:drawing>
+      </w:r>
+    </w:p>
+    <w:p>
+      <w:pPr>
+        <w:tabs>
+          <w:tab w:val="num" w:pos="720"/>
+        </w:tabs>
+        <w:spacing w:line="360" w:lineRule="auto"/>
+        <w:ind w:left="1425" w:right="2" w:firstLine="0"/>
+        <w:rPr>
+          <w:b/>
+          <w:bCs/>
+        </w:rPr>
+      </w:pPr>
+      <w:r>
+        <w:rPr>
+          <w:b/>
+          <w:bCs/>
+        </w:rPr>
         <w:t xml:space="preserve">Does the controller manage to bring the PV back to the </w:t>
       </w:r>
       <w:r>
+        <w:rPr>
+          <w:b/>
+          <w:bCs/>
+        </w:rPr>
         <w:t>setpoint</w:t>
       </w:r>
       <w:r>
+        <w:rPr>
+          <w:b/>
+          <w:bCs/>
+        </w:rPr>
         <w:t>?</w:t>
       </w:r>
     </w:p>
@@ -1829,7 +2493,9 @@
       </w:r>
       <w:r>
         <w:tab/>
-        <w:t>______________________</w:t>
+      </w:r>
+      <w:r>
+        <w:t>Yes, it settles again fast.</w:t>
       </w:r>
     </w:p>
     <w:p>
@@ -1858,7 +2524,6 @@
       <w:r>
         <w:t>(</w:t>
       </w:r>
-      <w:proofErr w:type="spellStart"/>
       <w:r>
         <w:rPr>
           <w:b/>
@@ -1866,7 +2531,6 @@
         </w:rPr>
         <w:t>AutoLoad</w:t>
       </w:r>
-      <w:proofErr w:type="spellEnd"/>
       <w:r>
         <w:t>)</w:t>
       </w:r>
@@ -1876,6 +2540,12 @@
       <w:r>
         <w:t>Try to keep the PV as close as possible to the SP (keep changing the controller output up and down for few minutes).</w:t>
       </w:r>
+      <w:r>
+        <w:rPr>
+          <w:noProof/>
+        </w:rPr>
+        <w:t xml:space="preserve"> </w:t>
+      </w:r>
     </w:p>
     <w:p>
       <w:pPr>
@@ -1884,19 +2554,42 @@
         </w:tabs>
         <w:spacing w:line="360" w:lineRule="auto"/>
         <w:ind w:left="1425" w:right="2" w:firstLine="0"/>
-      </w:pPr>
-      <w:r>
+        <w:rPr>
+          <w:b/>
+          <w:bCs/>
+        </w:rPr>
+      </w:pPr>
+    </w:p>
+    <w:p>
+      <w:pPr>
+        <w:tabs>
+          <w:tab w:val="num" w:pos="720"/>
+        </w:tabs>
+        <w:spacing w:line="360" w:lineRule="auto"/>
+        <w:ind w:left="1425" w:right="2" w:firstLine="0"/>
+      </w:pPr>
+      <w:r>
+        <w:rPr>
+          <w:b/>
+          <w:bCs/>
+        </w:rPr>
         <w:t>How easy is this task?</w:t>
       </w:r>
       <w:r>
-        <w:tab/>
-      </w:r>
-      <w:r>
-        <w:tab/>
-      </w:r>
-      <w:r>
-        <w:tab/>
-        <w:t>__________________________________________</w:t>
+        <w:rPr>
+          <w:b/>
+          <w:bCs/>
+        </w:rPr>
+        <w:tab/>
+      </w:r>
+      <w:r>
+        <w:tab/>
+      </w:r>
+      <w:r>
+        <w:tab/>
+      </w:r>
+      <w:r>
+        <w:t>Very hard almost cant get an ideal value</w:t>
       </w:r>
     </w:p>
     <w:p>
@@ -1907,6 +2600,114 @@
         <w:spacing w:line="360" w:lineRule="auto"/>
         <w:ind w:left="1425" w:right="2" w:firstLine="0"/>
       </w:pPr>
+      <w:r>
+        <w:rPr>
+          <w:noProof/>
+        </w:rPr>
+        <w:drawing>
+          <wp:anchor distT="0" distB="0" distL="114300" distR="114300" simplePos="0" relativeHeight="251659264" behindDoc="0" locked="0" layoutInCell="1" allowOverlap="1" wp14:anchorId="5C13A127" wp14:editId="4E8F0D79">
+            <wp:simplePos x="0" y="0"/>
+            <wp:positionH relativeFrom="column">
+              <wp:posOffset>1033780</wp:posOffset>
+            </wp:positionH>
+            <wp:positionV relativeFrom="paragraph">
+              <wp:posOffset>234950</wp:posOffset>
+            </wp:positionV>
+            <wp:extent cx="2389505" cy="1770380"/>
+            <wp:effectExtent l="0" t="0" r="0" b="1270"/>
+            <wp:wrapTopAndBottom/>
+            <wp:docPr id="1872703332" name="Picture 12"/>
+            <wp:cNvGraphicFramePr>
+              <a:graphicFrameLocks xmlns:a="http://schemas.openxmlformats.org/drawingml/2006/main" noChangeAspect="1"/>
+            </wp:cNvGraphicFramePr>
+            <a:graphic xmlns:a="http://schemas.openxmlformats.org/drawingml/2006/main">
+              <a:graphicData uri="http://schemas.openxmlformats.org/drawingml/2006/picture">
+                <pic:pic xmlns:pic="http://schemas.openxmlformats.org/drawingml/2006/picture">
+                  <pic:nvPicPr>
+                    <pic:cNvPr id="1872703332" name="Picture 1872703332"/>
+                    <pic:cNvPicPr/>
+                  </pic:nvPicPr>
+                  <pic:blipFill>
+                    <a:blip r:embed="rId16" cstate="print">
+                      <a:extLst>
+                        <a:ext uri="{28A0092B-C50C-407E-A947-70E740481C1C}">
+                          <a14:useLocalDpi xmlns:a14="http://schemas.microsoft.com/office/drawing/2010/main" val="0"/>
+                        </a:ext>
+                      </a:extLst>
+                    </a:blip>
+                    <a:stretch>
+                      <a:fillRect/>
+                    </a:stretch>
+                  </pic:blipFill>
+                  <pic:spPr>
+                    <a:xfrm>
+                      <a:off x="0" y="0"/>
+                      <a:ext cx="2389505" cy="1770380"/>
+                    </a:xfrm>
+                    <a:prstGeom prst="rect">
+                      <a:avLst/>
+                    </a:prstGeom>
+                  </pic:spPr>
+                </pic:pic>
+              </a:graphicData>
+            </a:graphic>
+          </wp:anchor>
+        </w:drawing>
+      </w:r>
+      <w:r>
+        <w:rPr>
+          <w:noProof/>
+        </w:rPr>
+        <w:drawing>
+          <wp:anchor distT="0" distB="0" distL="114300" distR="114300" simplePos="0" relativeHeight="251660288" behindDoc="0" locked="0" layoutInCell="1" allowOverlap="1" wp14:anchorId="58966383" wp14:editId="505C6878">
+            <wp:simplePos x="0" y="0"/>
+            <wp:positionH relativeFrom="column">
+              <wp:posOffset>3602990</wp:posOffset>
+            </wp:positionH>
+            <wp:positionV relativeFrom="paragraph">
+              <wp:posOffset>137160</wp:posOffset>
+            </wp:positionV>
+            <wp:extent cx="2503805" cy="1865630"/>
+            <wp:effectExtent l="0" t="0" r="0" b="1270"/>
+            <wp:wrapTopAndBottom/>
+            <wp:docPr id="418415820" name="Picture 13"/>
+            <wp:cNvGraphicFramePr>
+              <a:graphicFrameLocks xmlns:a="http://schemas.openxmlformats.org/drawingml/2006/main" noChangeAspect="1"/>
+            </wp:cNvGraphicFramePr>
+            <a:graphic xmlns:a="http://schemas.openxmlformats.org/drawingml/2006/main">
+              <a:graphicData uri="http://schemas.openxmlformats.org/drawingml/2006/picture">
+                <pic:pic xmlns:pic="http://schemas.openxmlformats.org/drawingml/2006/picture">
+                  <pic:nvPicPr>
+                    <pic:cNvPr id="418415820" name="Picture 418415820"/>
+                    <pic:cNvPicPr/>
+                  </pic:nvPicPr>
+                  <pic:blipFill>
+                    <a:blip r:embed="rId17" cstate="print">
+                      <a:extLst>
+                        <a:ext uri="{28A0092B-C50C-407E-A947-70E740481C1C}">
+                          <a14:useLocalDpi xmlns:a14="http://schemas.microsoft.com/office/drawing/2010/main" val="0"/>
+                        </a:ext>
+                      </a:extLst>
+                    </a:blip>
+                    <a:stretch>
+                      <a:fillRect/>
+                    </a:stretch>
+                  </pic:blipFill>
+                  <pic:spPr>
+                    <a:xfrm>
+                      <a:off x="0" y="0"/>
+                      <a:ext cx="2503805" cy="1865630"/>
+                    </a:xfrm>
+                    <a:prstGeom prst="rect">
+                      <a:avLst/>
+                    </a:prstGeom>
+                  </pic:spPr>
+                </pic:pic>
+              </a:graphicData>
+            </a:graphic>
+          </wp:anchor>
+        </w:drawing>
+      </w:r>
     </w:p>
     <w:p>
       <w:pPr>
@@ -1938,7 +2739,15 @@
         <w:ind w:left="1425" w:right="2" w:firstLine="0"/>
       </w:pPr>
       <w:r>
-        <w:t>Observe PV fluctuations around SP for some time. Do they seem to be acceptable for operation?</w:t>
+        <w:lastRenderedPageBreak/>
+        <w:t>Observe PV fluctuations around SP for some time</w:t>
+      </w:r>
+      <w:r>
+        <w:rPr>
+          <w:b/>
+          <w:bCs/>
+        </w:rPr>
+        <w:t>. Do they seem to be acceptable for operation?</w:t>
       </w:r>
     </w:p>
     <w:p>
@@ -1948,6 +2757,9 @@
         </w:tabs>
         <w:spacing w:line="360" w:lineRule="auto"/>
         <w:ind w:left="1425" w:right="2" w:firstLine="0"/>
+        <w:rPr>
+          <w:noProof/>
+        </w:rPr>
       </w:pPr>
       <w:r>
         <w:t xml:space="preserve">i.e., confined </w:t>
@@ -1977,14 +2789,10 @@
         <w:t>?</w:t>
       </w:r>
       <w:r>
-        <w:tab/>
-        <w:t>______________________</w:t>
-      </w:r>
-      <w:r>
-        <w:t>____________________</w:t>
-      </w:r>
-      <w:r>
-        <w:t>___________________________________</w:t>
+        <w:rPr>
+          <w:noProof/>
+        </w:rPr>
+        <w:t xml:space="preserve"> </w:t>
       </w:r>
     </w:p>
     <w:p>
@@ -1995,6 +2803,9 @@
         <w:spacing w:line="360" w:lineRule="auto"/>
         <w:ind w:left="1425" w:right="2" w:firstLine="0"/>
       </w:pPr>
+      <w:r>
+        <w:t xml:space="preserve">yes its acceptable </w:t>
+      </w:r>
     </w:p>
     <w:p>
       <w:pPr>
@@ -2004,6 +2815,63 @@
         <w:spacing w:line="360" w:lineRule="auto"/>
         <w:ind w:left="1425" w:right="2" w:firstLine="0"/>
       </w:pPr>
+      <w:r>
+        <w:rPr>
+          <w:noProof/>
+        </w:rPr>
+        <w:drawing>
+          <wp:anchor distT="0" distB="0" distL="114300" distR="114300" simplePos="0" relativeHeight="251662336" behindDoc="0" locked="0" layoutInCell="1" allowOverlap="1" wp14:anchorId="0EFEC1E2" wp14:editId="5324B567">
+            <wp:simplePos x="0" y="0"/>
+            <wp:positionH relativeFrom="column">
+              <wp:posOffset>1284514</wp:posOffset>
+            </wp:positionH>
+            <wp:positionV relativeFrom="paragraph">
+              <wp:posOffset>97971</wp:posOffset>
+            </wp:positionV>
+            <wp:extent cx="3371527" cy="2523966"/>
+            <wp:effectExtent l="0" t="0" r="635" b="0"/>
+            <wp:wrapSquare wrapText="bothSides"/>
+            <wp:docPr id="2062310732" name="Picture 14"/>
+            <wp:cNvGraphicFramePr>
+              <a:graphicFrameLocks xmlns:a="http://schemas.openxmlformats.org/drawingml/2006/main" noChangeAspect="1"/>
+            </wp:cNvGraphicFramePr>
+            <a:graphic xmlns:a="http://schemas.openxmlformats.org/drawingml/2006/main">
+              <a:graphicData uri="http://schemas.openxmlformats.org/drawingml/2006/picture">
+                <pic:pic xmlns:pic="http://schemas.openxmlformats.org/drawingml/2006/picture">
+                  <pic:nvPicPr>
+                    <pic:cNvPr id="2062310732" name="Picture 2062310732"/>
+                    <pic:cNvPicPr/>
+                  </pic:nvPicPr>
+                  <pic:blipFill>
+                    <a:blip r:embed="rId18" cstate="print">
+                      <a:extLst>
+                        <a:ext uri="{28A0092B-C50C-407E-A947-70E740481C1C}">
+                          <a14:useLocalDpi xmlns:a14="http://schemas.microsoft.com/office/drawing/2010/main" val="0"/>
+                        </a:ext>
+                      </a:extLst>
+                    </a:blip>
+                    <a:stretch>
+                      <a:fillRect/>
+                    </a:stretch>
+                  </pic:blipFill>
+                  <pic:spPr>
+                    <a:xfrm>
+                      <a:off x="0" y="0"/>
+                      <a:ext cx="3371527" cy="2523966"/>
+                    </a:xfrm>
+                    <a:prstGeom prst="rect">
+                      <a:avLst/>
+                    </a:prstGeom>
+                  </pic:spPr>
+                </pic:pic>
+              </a:graphicData>
+            </a:graphic>
+          </wp:anchor>
+        </w:drawing>
+      </w:r>
+      <w:r>
+        <w:br w:type="textWrapping" w:clear="all"/>
+      </w:r>
     </w:p>
     <w:p>
       <w:pPr>
@@ -2013,10 +2881,18 @@
         <w:spacing w:line="360" w:lineRule="auto"/>
         <w:ind w:left="1425" w:right="2" w:firstLine="0"/>
       </w:pPr>
+    </w:p>
+    <w:p>
+      <w:pPr>
+        <w:tabs>
+          <w:tab w:val="num" w:pos="720"/>
+        </w:tabs>
+        <w:spacing w:line="360" w:lineRule="auto"/>
+        <w:ind w:left="1425" w:right="2" w:firstLine="0"/>
+      </w:pPr>
       <w:r>
         <w:t xml:space="preserve">Switch off </w:t>
       </w:r>
-      <w:proofErr w:type="spellStart"/>
       <w:r>
         <w:rPr>
           <w:b/>
@@ -2024,7 +2900,6 @@
         </w:rPr>
         <w:t>AutoLoad</w:t>
       </w:r>
-      <w:proofErr w:type="spellEnd"/>
       <w:r>
         <w:t xml:space="preserve">. </w:t>
       </w:r>
@@ -2078,6 +2953,10 @@
         <w:t xml:space="preserve"> </w:t>
       </w:r>
       <w:r>
+        <w:rPr>
+          <w:b/>
+          <w:bCs/>
+        </w:rPr>
         <w:t>Record this gain.</w:t>
       </w:r>
     </w:p>
@@ -2118,7 +2997,7 @@
         <w:tab/>
       </w:r>
       <w:r>
-        <w:t>______________________</w:t>
+        <w:t>3</w:t>
       </w:r>
     </w:p>
     <w:p>
@@ -2129,6 +3008,52 @@
         <w:spacing w:line="360" w:lineRule="auto"/>
         <w:ind w:left="1425" w:right="2" w:firstLine="0"/>
       </w:pPr>
+      <w:r>
+        <w:rPr>
+          <w:noProof/>
+        </w:rPr>
+        <w:drawing>
+          <wp:inline distT="0" distB="0" distL="0" distR="0" wp14:anchorId="5C22E87E" wp14:editId="4067645C">
+            <wp:extent cx="3399716" cy="2546417"/>
+            <wp:effectExtent l="0" t="0" r="0" b="6350"/>
+            <wp:docPr id="1820357010" name="Picture 15"/>
+            <wp:cNvGraphicFramePr>
+              <a:graphicFrameLocks xmlns:a="http://schemas.openxmlformats.org/drawingml/2006/main" noChangeAspect="1"/>
+            </wp:cNvGraphicFramePr>
+            <a:graphic xmlns:a="http://schemas.openxmlformats.org/drawingml/2006/main">
+              <a:graphicData uri="http://schemas.openxmlformats.org/drawingml/2006/picture">
+                <pic:pic xmlns:pic="http://schemas.openxmlformats.org/drawingml/2006/picture">
+                  <pic:nvPicPr>
+                    <pic:cNvPr id="1820357010" name="Picture 1820357010"/>
+                    <pic:cNvPicPr/>
+                  </pic:nvPicPr>
+                  <pic:blipFill>
+                    <a:blip r:embed="rId19" cstate="print">
+                      <a:extLst>
+                        <a:ext uri="{28A0092B-C50C-407E-A947-70E740481C1C}">
+                          <a14:useLocalDpi xmlns:a14="http://schemas.microsoft.com/office/drawing/2010/main" val="0"/>
+                        </a:ext>
+                      </a:extLst>
+                    </a:blip>
+                    <a:stretch>
+                      <a:fillRect/>
+                    </a:stretch>
+                  </pic:blipFill>
+                  <pic:spPr>
+                    <a:xfrm>
+                      <a:off x="0" y="0"/>
+                      <a:ext cx="3410681" cy="2554630"/>
+                    </a:xfrm>
+                    <a:prstGeom prst="rect">
+                      <a:avLst/>
+                    </a:prstGeom>
+                  </pic:spPr>
+                </pic:pic>
+              </a:graphicData>
+            </a:graphic>
+          </wp:inline>
+        </w:drawing>
+      </w:r>
     </w:p>
     <w:p>
       <w:pPr>
@@ -2147,31 +3072,93 @@
         <w:spacing w:line="360" w:lineRule="auto"/>
         <w:ind w:left="1425" w:right="2" w:firstLine="0"/>
       </w:pPr>
-      <w:r>
+    </w:p>
+    <w:p>
+      <w:pPr>
+        <w:tabs>
+          <w:tab w:val="num" w:pos="720"/>
+        </w:tabs>
+        <w:spacing w:line="360" w:lineRule="auto"/>
+        <w:ind w:left="1425" w:right="2" w:firstLine="0"/>
+      </w:pPr>
+    </w:p>
+    <w:p>
+      <w:pPr>
+        <w:tabs>
+          <w:tab w:val="num" w:pos="720"/>
+        </w:tabs>
+        <w:spacing w:line="360" w:lineRule="auto"/>
+        <w:ind w:left="1425" w:right="2" w:firstLine="0"/>
+      </w:pPr>
+    </w:p>
+    <w:p>
+      <w:pPr>
+        <w:tabs>
+          <w:tab w:val="num" w:pos="720"/>
+        </w:tabs>
+        <w:spacing w:line="360" w:lineRule="auto"/>
+        <w:ind w:left="1425" w:right="2" w:firstLine="0"/>
+      </w:pPr>
+      <w:r>
+        <w:rPr>
+          <w:b/>
+          <w:bCs/>
+        </w:rPr>
         <w:t>Reduce the controller gain to 0.1.</w:t>
       </w:r>
       <w:r>
+        <w:rPr>
+          <w:b/>
+          <w:bCs/>
+        </w:rPr>
         <w:t xml:space="preserve"> </w:t>
       </w:r>
       <w:r>
+        <w:rPr>
+          <w:b/>
+          <w:bCs/>
+        </w:rPr>
         <w:t xml:space="preserve">Change the </w:t>
       </w:r>
       <w:r>
+        <w:rPr>
+          <w:b/>
+          <w:bCs/>
+        </w:rPr>
         <w:t>setpoint</w:t>
       </w:r>
       <w:r>
+        <w:rPr>
+          <w:b/>
+          <w:bCs/>
+        </w:rPr>
         <w:t xml:space="preserve"> </w:t>
       </w:r>
       <w:r>
+        <w:rPr>
+          <w:b/>
+          <w:bCs/>
+        </w:rPr>
         <w:t>a</w:t>
       </w:r>
       <w:r>
+        <w:rPr>
+          <w:b/>
+          <w:bCs/>
+        </w:rPr>
         <w:t>gain.</w:t>
       </w:r>
       <w:r>
+        <w:rPr>
+          <w:b/>
+          <w:bCs/>
+        </w:rPr>
         <w:br/>
         <w:t>What do you observe?</w:t>
       </w:r>
+      <w:r>
+        <w:t xml:space="preserve"> No oscillation it settles to the new sp fast and perfectly </w:t>
+      </w:r>
     </w:p>
     <w:p>
       <w:pPr>
@@ -2181,6 +3168,69 @@
         <w:spacing w:line="360" w:lineRule="auto"/>
         <w:ind w:left="1425" w:right="2" w:firstLine="0"/>
       </w:pPr>
+    </w:p>
+    <w:p>
+      <w:pPr>
+        <w:tabs>
+          <w:tab w:val="num" w:pos="720"/>
+        </w:tabs>
+        <w:spacing w:line="360" w:lineRule="auto"/>
+        <w:ind w:left="1425" w:right="2" w:firstLine="0"/>
+      </w:pPr>
+      <w:r>
+        <w:rPr>
+          <w:noProof/>
+        </w:rPr>
+        <w:drawing>
+          <wp:anchor distT="0" distB="0" distL="114300" distR="114300" simplePos="0" relativeHeight="251661312" behindDoc="0" locked="0" layoutInCell="1" allowOverlap="1" wp14:anchorId="2B2921E0" wp14:editId="388FC323">
+            <wp:simplePos x="0" y="0"/>
+            <wp:positionH relativeFrom="column">
+              <wp:posOffset>1369155</wp:posOffset>
+            </wp:positionH>
+            <wp:positionV relativeFrom="paragraph">
+              <wp:posOffset>17398</wp:posOffset>
+            </wp:positionV>
+            <wp:extent cx="3868420" cy="2875280"/>
+            <wp:effectExtent l="0" t="0" r="0" b="1270"/>
+            <wp:wrapSquare wrapText="bothSides"/>
+            <wp:docPr id="1382381556" name="Picture 16"/>
+            <wp:cNvGraphicFramePr>
+              <a:graphicFrameLocks xmlns:a="http://schemas.openxmlformats.org/drawingml/2006/main" noChangeAspect="1"/>
+            </wp:cNvGraphicFramePr>
+            <a:graphic xmlns:a="http://schemas.openxmlformats.org/drawingml/2006/main">
+              <a:graphicData uri="http://schemas.openxmlformats.org/drawingml/2006/picture">
+                <pic:pic xmlns:pic="http://schemas.openxmlformats.org/drawingml/2006/picture">
+                  <pic:nvPicPr>
+                    <pic:cNvPr id="1382381556" name="Picture 1382381556"/>
+                    <pic:cNvPicPr/>
+                  </pic:nvPicPr>
+                  <pic:blipFill>
+                    <a:blip r:embed="rId20" cstate="print">
+                      <a:extLst>
+                        <a:ext uri="{28A0092B-C50C-407E-A947-70E740481C1C}">
+                          <a14:useLocalDpi xmlns:a14="http://schemas.microsoft.com/office/drawing/2010/main" val="0"/>
+                        </a:ext>
+                      </a:extLst>
+                    </a:blip>
+                    <a:stretch>
+                      <a:fillRect/>
+                    </a:stretch>
+                  </pic:blipFill>
+                  <pic:spPr>
+                    <a:xfrm>
+                      <a:off x="0" y="0"/>
+                      <a:ext cx="3868420" cy="2875280"/>
+                    </a:xfrm>
+                    <a:prstGeom prst="rect">
+                      <a:avLst/>
+                    </a:prstGeom>
+                  </pic:spPr>
+                </pic:pic>
+              </a:graphicData>
+            </a:graphic>
+          </wp:anchor>
+        </w:drawing>
+      </w:r>
       <w:r>
         <w:tab/>
       </w:r>
@@ -2199,12 +3249,6 @@
       </w:r>
       <w:r>
         <w:tab/>
-      </w:r>
-      <w:r>
-        <w:t>______________________</w:t>
-      </w:r>
-      <w:r>
-        <w:t>___________________</w:t>
       </w:r>
     </w:p>
     <w:p>
@@ -2222,8 +3266,7 @@
           <w:tab w:val="num" w:pos="720"/>
         </w:tabs>
         <w:spacing w:line="360" w:lineRule="auto"/>
-        <w:ind w:left="1425" w:right="2" w:firstLine="0"/>
-        <w:jc w:val="center"/>
+        <w:ind w:left="0" w:right="2" w:firstLine="0"/>
       </w:pPr>
       <w:r>
         <w:rPr>
@@ -2231,13 +3274,13 @@
         </w:rPr>
         <w:lastRenderedPageBreak/>
         <w:drawing>
-          <wp:anchor distT="0" distB="0" distL="114300" distR="114300" simplePos="0" relativeHeight="251658240" behindDoc="0" locked="0" layoutInCell="1" allowOverlap="1" wp14:anchorId="19880E15" wp14:editId="1390EBD0">
+          <wp:anchor distT="0" distB="0" distL="114300" distR="114300" simplePos="0" relativeHeight="251658240" behindDoc="0" locked="0" layoutInCell="1" allowOverlap="1" wp14:anchorId="19880E15" wp14:editId="1C827597">
             <wp:simplePos x="0" y="0"/>
             <wp:positionH relativeFrom="column">
-              <wp:posOffset>1112520</wp:posOffset>
+              <wp:posOffset>1560716</wp:posOffset>
             </wp:positionH>
             <wp:positionV relativeFrom="paragraph">
-              <wp:posOffset>0</wp:posOffset>
+              <wp:posOffset>30</wp:posOffset>
             </wp:positionV>
             <wp:extent cx="4099915" cy="3497883"/>
             <wp:effectExtent l="0" t="0" r="0" b="7620"/>
@@ -2254,7 +3297,7 @@
                     <pic:cNvPicPr/>
                   </pic:nvPicPr>
                   <pic:blipFill>
-                    <a:blip r:embed="rId7">
+                    <a:blip r:embed="rId21">
                       <a:extLst>
                         <a:ext uri="{28A0092B-C50C-407E-A947-70E740481C1C}">
                           <a14:useLocalDpi xmlns:a14="http://schemas.microsoft.com/office/drawing/2010/main" val="0"/>
@@ -2594,7 +3637,6 @@
         </w:rPr>
         <w:t xml:space="preserve">             </w:t>
       </w:r>
-      <w:proofErr w:type="gramStart"/>
       <w:r>
         <w:t>OS</w:t>
       </w:r>
@@ -2618,7 +3660,6 @@
         </w:rPr>
         <w:t>=</w:t>
       </w:r>
-      <w:proofErr w:type="gramEnd"/>
       <w:r>
         <w:rPr>
           <w:rFonts w:ascii="Segoe UI Symbol" w:eastAsia="Segoe UI Symbol" w:hAnsi="Segoe UI Symbol" w:cs="Segoe UI Symbol"/>
@@ -2645,12 +3686,12 @@
       </w:r>
     </w:p>
     <w:sectPr>
-      <w:headerReference w:type="even" r:id="rId8"/>
-      <w:headerReference w:type="default" r:id="rId9"/>
-      <w:footerReference w:type="even" r:id="rId10"/>
-      <w:footerReference w:type="default" r:id="rId11"/>
-      <w:headerReference w:type="first" r:id="rId12"/>
-      <w:footerReference w:type="first" r:id="rId13"/>
+      <w:headerReference w:type="even" r:id="rId22"/>
+      <w:headerReference w:type="default" r:id="rId23"/>
+      <w:footerReference w:type="even" r:id="rId24"/>
+      <w:footerReference w:type="default" r:id="rId25"/>
+      <w:headerReference w:type="first" r:id="rId26"/>
+      <w:footerReference w:type="first" r:id="rId27"/>
       <w:pgSz w:w="12240" w:h="15840"/>
       <w:pgMar w:top="1445" w:right="1432" w:bottom="1614" w:left="720" w:header="720" w:footer="720" w:gutter="0"/>
       <w:cols w:space="720"/>
@@ -3983,6 +5024,7 @@
   <w:style w:type="character" w:default="1" w:styleId="DefaultParagraphFont">
     <w:name w:val="Default Paragraph Font"/>
     <w:uiPriority w:val="1"/>
+    <w:semiHidden/>
     <w:unhideWhenUsed/>
   </w:style>
   <w:style w:type="table" w:default="1" w:styleId="TableNormal">
